--- a/docs/pendiente de implementar a 22-06-2026.docx
+++ b/docs/pendiente de implementar a 22-06-2026.docx
@@ -145,15 +145,24 @@
           <w:p>
             <w:pPr>
               <w:pStyle w:val="Contenidodelatabla"/>
-              <w:widowControl w:val="false"/>
-              <w:suppressLineNumbers/>
-              <w:bidi w:val="0"/>
-              <w:jc w:val="left"/>
-              <w:rPr/>
-            </w:pPr>
-            <w:r>
-              <w:rPr/>
-              <w:t>Bugs Stripe (usuarios reales pagando doble)</w:t>
+              <w:bidi w:val="0"/>
+              <w:jc w:val="left"/>
+              <w:rPr>
+                <w:highlight w:val="none"/>
+                <w:shd w:fill="FFFF00" w:val="clear"/>
+              </w:rPr>
+            </w:pPr>
+            <w:r>
+              <w:rPr>
+                <w:shd w:fill="FFFF00" w:val="clear"/>
+              </w:rPr>
+              <w:t xml:space="preserve">Bugs Stripe (usuarios reales pagando doble) .. </w:t>
+            </w:r>
+            <w:r>
+              <w:rPr>
+                <w:shd w:fill="FFFF00" w:val="clear"/>
+              </w:rPr>
+              <w:t>hecho</w:t>
             </w:r>
           </w:p>
         </w:tc>
@@ -194,15 +203,24 @@
           <w:p>
             <w:pPr>
               <w:pStyle w:val="Contenidodelatabla"/>
-              <w:widowControl w:val="false"/>
-              <w:suppressLineNumbers/>
-              <w:bidi w:val="0"/>
-              <w:jc w:val="left"/>
-              <w:rPr/>
-            </w:pPr>
-            <w:r>
-              <w:rPr/>
-              <w:t>Datos reales OBRAMAT / más proveedores</w:t>
+              <w:bidi w:val="0"/>
+              <w:jc w:val="left"/>
+              <w:rPr>
+                <w:highlight w:val="none"/>
+                <w:shd w:fill="FFFF00" w:val="clear"/>
+              </w:rPr>
+            </w:pPr>
+            <w:r>
+              <w:rPr>
+                <w:shd w:fill="FFFF00" w:val="clear"/>
+              </w:rPr>
+              <w:t xml:space="preserve">Datos reales OBRAMAT / más proveedores .. </w:t>
+            </w:r>
+            <w:r>
+              <w:rPr>
+                <w:shd w:fill="FFFF00" w:val="clear"/>
+              </w:rPr>
+              <w:t>hecho</w:t>
             </w:r>
           </w:p>
         </w:tc>
@@ -243,15 +261,24 @@
           <w:p>
             <w:pPr>
               <w:pStyle w:val="Contenidodelatabla"/>
-              <w:widowControl w:val="false"/>
-              <w:suppressLineNumbers/>
-              <w:bidi w:val="0"/>
-              <w:jc w:val="left"/>
-              <w:rPr/>
-            </w:pPr>
-            <w:r>
-              <w:rPr/>
-              <w:t>Sprint 5 Contratos (incidencias + partes)</w:t>
+              <w:bidi w:val="0"/>
+              <w:jc w:val="left"/>
+              <w:rPr>
+                <w:highlight w:val="none"/>
+                <w:shd w:fill="FFFF00" w:val="clear"/>
+              </w:rPr>
+            </w:pPr>
+            <w:r>
+              <w:rPr>
+                <w:shd w:fill="FFFF00" w:val="clear"/>
+              </w:rPr>
+              <w:t xml:space="preserve">Sprint 5 Contratos (incidencias + partes) .. </w:t>
+            </w:r>
+            <w:r>
+              <w:rPr>
+                <w:shd w:fill="FFFF00" w:val="clear"/>
+              </w:rPr>
+              <w:t>hecho</w:t>
             </w:r>
           </w:p>
         </w:tc>
